--- a/labAndPptFiles/fourthFifthSem/simulationOutput.docx
+++ b/labAndPptFiles/fourthFifthSem/simulationOutput.docx
@@ -293,6 +293,198 @@
         </w:rPr>
       </w:pPr>
       <w:r>
+        <w:rPr/>
+      </w:r>
+    </w:p>
+    <w:p>
+      <w:pPr>
+        <w:pStyle w:val="Normal"/>
+        <w:bidi w:val="0"/>
+        <w:jc w:val="start"/>
+        <w:rPr>
+          <w:rFonts w:ascii="Liberation Mono" w:hAnsi="Liberation Mono"/>
+          <w:b/>
+          <w:bCs/>
+          <w:sz w:val="28"/>
+        </w:rPr>
+      </w:pPr>
+      <w:r>
+        <w:rPr/>
+      </w:r>
+    </w:p>
+    <w:p>
+      <w:pPr>
+        <w:pStyle w:val="Normal"/>
+        <w:bidi w:val="0"/>
+        <w:jc w:val="start"/>
+        <w:rPr>
+          <w:rFonts w:ascii="Liberation Mono" w:hAnsi="Liberation Mono"/>
+          <w:b/>
+          <w:bCs/>
+          <w:sz w:val="28"/>
+        </w:rPr>
+      </w:pPr>
+      <w:r>
+        <w:rPr/>
+      </w:r>
+    </w:p>
+    <w:p>
+      <w:pPr>
+        <w:pStyle w:val="Normal"/>
+        <w:bidi w:val="0"/>
+        <w:jc w:val="start"/>
+        <w:rPr>
+          <w:rFonts w:ascii="Liberation Mono" w:hAnsi="Liberation Mono"/>
+          <w:b/>
+          <w:bCs/>
+          <w:sz w:val="28"/>
+        </w:rPr>
+      </w:pPr>
+      <w:r>
+        <w:rPr/>
+      </w:r>
+    </w:p>
+    <w:p>
+      <w:pPr>
+        <w:pStyle w:val="Normal"/>
+        <w:bidi w:val="0"/>
+        <w:jc w:val="start"/>
+        <w:rPr>
+          <w:rFonts w:ascii="Liberation Mono" w:hAnsi="Liberation Mono"/>
+          <w:b/>
+          <w:bCs/>
+          <w:sz w:val="28"/>
+        </w:rPr>
+      </w:pPr>
+      <w:r>
+        <w:rPr/>
+      </w:r>
+    </w:p>
+    <w:p>
+      <w:pPr>
+        <w:pStyle w:val="Normal"/>
+        <w:bidi w:val="0"/>
+        <w:jc w:val="start"/>
+        <w:rPr>
+          <w:rFonts w:ascii="Liberation Mono" w:hAnsi="Liberation Mono"/>
+          <w:b/>
+          <w:bCs/>
+          <w:sz w:val="28"/>
+        </w:rPr>
+      </w:pPr>
+      <w:r>
+        <w:rPr/>
+      </w:r>
+    </w:p>
+    <w:p>
+      <w:pPr>
+        <w:pStyle w:val="Normal"/>
+        <w:bidi w:val="0"/>
+        <w:jc w:val="start"/>
+        <w:rPr>
+          <w:rFonts w:ascii="Liberation Mono" w:hAnsi="Liberation Mono"/>
+          <w:b/>
+          <w:bCs/>
+          <w:sz w:val="28"/>
+        </w:rPr>
+      </w:pPr>
+      <w:r>
+        <w:rPr/>
+      </w:r>
+    </w:p>
+    <w:p>
+      <w:pPr>
+        <w:pStyle w:val="Normal"/>
+        <w:bidi w:val="0"/>
+        <w:jc w:val="start"/>
+        <w:rPr>
+          <w:rFonts w:ascii="Liberation Mono" w:hAnsi="Liberation Mono"/>
+          <w:b/>
+          <w:bCs/>
+          <w:sz w:val="28"/>
+        </w:rPr>
+      </w:pPr>
+      <w:r>
+        <w:rPr/>
+      </w:r>
+    </w:p>
+    <w:p>
+      <w:pPr>
+        <w:pStyle w:val="Normal"/>
+        <w:bidi w:val="0"/>
+        <w:jc w:val="start"/>
+        <w:rPr>
+          <w:rFonts w:ascii="Liberation Mono" w:hAnsi="Liberation Mono"/>
+          <w:b/>
+          <w:bCs/>
+          <w:sz w:val="28"/>
+        </w:rPr>
+      </w:pPr>
+      <w:r>
+        <w:rPr/>
+      </w:r>
+    </w:p>
+    <w:p>
+      <w:pPr>
+        <w:pStyle w:val="Normal"/>
+        <w:bidi w:val="0"/>
+        <w:jc w:val="start"/>
+        <w:rPr>
+          <w:rFonts w:ascii="Liberation Mono" w:hAnsi="Liberation Mono"/>
+          <w:b/>
+          <w:bCs/>
+          <w:sz w:val="28"/>
+        </w:rPr>
+      </w:pPr>
+      <w:r>
+        <w:rPr/>
+      </w:r>
+    </w:p>
+    <w:p>
+      <w:pPr>
+        <w:pStyle w:val="Normal"/>
+        <w:bidi w:val="0"/>
+        <w:jc w:val="start"/>
+        <w:rPr>
+          <w:rFonts w:ascii="Liberation Mono" w:hAnsi="Liberation Mono"/>
+          <w:b/>
+          <w:bCs/>
+          <w:sz w:val="28"/>
+        </w:rPr>
+      </w:pPr>
+      <w:r>
+        <w:rPr/>
+      </w:r>
+    </w:p>
+    <w:p>
+      <w:pPr>
+        <w:pStyle w:val="Normal"/>
+        <w:bidi w:val="0"/>
+        <w:jc w:val="start"/>
+        <w:rPr>
+          <w:rFonts w:ascii="Liberation Mono" w:hAnsi="Liberation Mono"/>
+          <w:b/>
+          <w:bCs/>
+          <w:sz w:val="28"/>
+        </w:rPr>
+      </w:pPr>
+      <w:r>
+        <w:rPr/>
+      </w:r>
+    </w:p>
+    <w:p>
+      <w:pPr>
+        <w:pStyle w:val="Normal"/>
+        <w:bidi w:val="0"/>
+        <w:jc w:val="start"/>
+        <w:rPr>
+          <w:rFonts w:ascii="Liberation Mono" w:hAnsi="Liberation Mono"/>
+          <w:b/>
+          <w:bCs/>
+          <w:sz w:val="28"/>
+        </w:rPr>
+      </w:pPr>
+      <w:r>
         <w:rPr>
           <w:rFonts w:ascii="Liberation Mono" w:hAnsi="Liberation Mono"/>
           <w:b/>
@@ -396,6 +588,7 @@
       <w:pPr>
         <w:pStyle w:val="Normal"/>
         <w:bidi w:val="0"/>
+        <w:spacing w:before="0" w:after="0"/>
         <w:jc w:val="start"/>
         <w:rPr>
           <w:rFonts w:ascii="Liberation Mono" w:hAnsi="Liberation Mono"/>
@@ -539,6 +732,150 @@
         </w:rPr>
       </w:pPr>
       <w:r>
+        <w:rPr/>
+      </w:r>
+    </w:p>
+    <w:p>
+      <w:pPr>
+        <w:pStyle w:val="Normal"/>
+        <w:bidi w:val="0"/>
+        <w:jc w:val="start"/>
+        <w:rPr>
+          <w:rFonts w:ascii="Liberation Mono" w:hAnsi="Liberation Mono"/>
+          <w:b/>
+          <w:bCs/>
+          <w:sz w:val="28"/>
+        </w:rPr>
+      </w:pPr>
+      <w:r>
+        <w:rPr/>
+      </w:r>
+    </w:p>
+    <w:p>
+      <w:pPr>
+        <w:pStyle w:val="Normal"/>
+        <w:bidi w:val="0"/>
+        <w:jc w:val="start"/>
+        <w:rPr>
+          <w:rFonts w:ascii="Liberation Mono" w:hAnsi="Liberation Mono"/>
+          <w:b/>
+          <w:bCs/>
+          <w:sz w:val="28"/>
+        </w:rPr>
+      </w:pPr>
+      <w:r>
+        <w:rPr/>
+      </w:r>
+    </w:p>
+    <w:p>
+      <w:pPr>
+        <w:pStyle w:val="Normal"/>
+        <w:bidi w:val="0"/>
+        <w:jc w:val="start"/>
+        <w:rPr>
+          <w:rFonts w:ascii="Liberation Mono" w:hAnsi="Liberation Mono"/>
+          <w:b/>
+          <w:bCs/>
+          <w:sz w:val="28"/>
+        </w:rPr>
+      </w:pPr>
+      <w:r>
+        <w:rPr/>
+      </w:r>
+    </w:p>
+    <w:p>
+      <w:pPr>
+        <w:pStyle w:val="Normal"/>
+        <w:bidi w:val="0"/>
+        <w:jc w:val="start"/>
+        <w:rPr>
+          <w:rFonts w:ascii="Liberation Mono" w:hAnsi="Liberation Mono"/>
+          <w:b/>
+          <w:bCs/>
+          <w:sz w:val="28"/>
+        </w:rPr>
+      </w:pPr>
+      <w:r>
+        <w:rPr/>
+      </w:r>
+    </w:p>
+    <w:p>
+      <w:pPr>
+        <w:pStyle w:val="Normal"/>
+        <w:bidi w:val="0"/>
+        <w:jc w:val="start"/>
+        <w:rPr>
+          <w:rFonts w:ascii="Liberation Mono" w:hAnsi="Liberation Mono"/>
+          <w:b/>
+          <w:bCs/>
+          <w:sz w:val="28"/>
+        </w:rPr>
+      </w:pPr>
+      <w:r>
+        <w:rPr/>
+      </w:r>
+    </w:p>
+    <w:p>
+      <w:pPr>
+        <w:pStyle w:val="Normal"/>
+        <w:bidi w:val="0"/>
+        <w:jc w:val="start"/>
+        <w:rPr>
+          <w:rFonts w:ascii="Liberation Mono" w:hAnsi="Liberation Mono"/>
+          <w:b/>
+          <w:bCs/>
+          <w:sz w:val="28"/>
+        </w:rPr>
+      </w:pPr>
+      <w:r>
+        <w:rPr/>
+      </w:r>
+    </w:p>
+    <w:p>
+      <w:pPr>
+        <w:pStyle w:val="Normal"/>
+        <w:bidi w:val="0"/>
+        <w:jc w:val="start"/>
+        <w:rPr>
+          <w:rFonts w:ascii="Liberation Mono" w:hAnsi="Liberation Mono"/>
+          <w:b/>
+          <w:bCs/>
+          <w:sz w:val="28"/>
+        </w:rPr>
+      </w:pPr>
+      <w:r>
+        <w:rPr/>
+      </w:r>
+    </w:p>
+    <w:p>
+      <w:pPr>
+        <w:pStyle w:val="Normal"/>
+        <w:bidi w:val="0"/>
+        <w:jc w:val="start"/>
+        <w:rPr>
+          <w:rFonts w:ascii="Liberation Mono" w:hAnsi="Liberation Mono"/>
+          <w:b/>
+          <w:bCs/>
+          <w:sz w:val="28"/>
+        </w:rPr>
+      </w:pPr>
+      <w:r>
+        <w:rPr/>
+      </w:r>
+    </w:p>
+    <w:p>
+      <w:pPr>
+        <w:pStyle w:val="Normal"/>
+        <w:bidi w:val="0"/>
+        <w:jc w:val="start"/>
+        <w:rPr>
+          <w:rFonts w:ascii="Liberation Mono" w:hAnsi="Liberation Mono"/>
+          <w:b/>
+          <w:bCs/>
+          <w:sz w:val="28"/>
+        </w:rPr>
+      </w:pPr>
+      <w:r>
         <w:rPr>
           <w:rFonts w:ascii="Liberation Mono" w:hAnsi="Liberation Mono"/>
           <w:b/>
@@ -642,6 +979,7 @@
       <w:pgNumType w:fmt="decimal"/>
       <w:formProt w:val="false"/>
       <w:textDirection w:val="lrTb"/>
+      <w:docGrid w:type="default" w:linePitch="100" w:charSpace="0"/>
     </w:sectPr>
   </w:body>
 </w:document>
@@ -661,7 +999,6 @@
     </w:rPrDefault>
     <w:pPrDefault>
       <w:pPr>
-        <w:widowControl/>
         <w:suppressAutoHyphens w:val="true"/>
       </w:pPr>
     </w:pPrDefault>
@@ -671,7 +1008,10 @@
     <w:qFormat/>
     <w:pPr>
       <w:widowControl/>
+      <w:suppressAutoHyphens w:val="true"/>
       <w:bidi w:val="0"/>
+      <w:spacing w:before="0" w:after="0"/>
+      <w:jc w:val="start"/>
     </w:pPr>
     <w:rPr>
       <w:rFonts w:ascii="Liberation Serif" w:hAnsi="Liberation Serif" w:eastAsia="Noto Serif CJK SC" w:cs="FreeSans"/>
